--- a/英语/石雷鹏作文/石雷鹏——小作文 - 第二章.docx
+++ b/英语/石雷鹏作文/石雷鹏——小作文 - 第二章.docx
@@ -3121,6 +3121,12 @@
           <w:rFonts w:hint="eastAsia"/>
         </w:rPr>
         <w:t>英一）</w:t>
+      </w:r>
+      <w:r>
+        <w:rPr>
+          <w:rFonts w:hint="eastAsia"/>
+        </w:rPr>
+        <w:t>帮助偏远地区孩童</w:t>
       </w:r>
     </w:p>
     <w:p>
